--- a/Word/Module 2/DOCX/Realises/M2_05_Realise_Tableaux_avances.docx
+++ b/Word/Module 2/DOCX/Realises/M2_05_Realise_Tableaux_avances.docx
@@ -7,14 +7,184 @@
         <w:pStyle w:val="Title"/>
       </w:pPr>
       <w:r>
-        <w:t>Tableaux avances - resultat</w:t>
+        <w:t>Tableaux avancés - résultat</w:t>
       </w:r>
     </w:p>
     <w:p>
       <w:r>
-        <w:t>Tableau dessine et ajuste, cellules fusionnees/fractionnees, ligne de total calculee par formule, conversion texte&lt;-&gt;tableau realisee, dernier paragraphe sur deux colonnes.</w:t>
+        <w:t>Tableau dessiné et ajusté, cellules fusionnées/fractionnées, ligne de total calculée par formule, conversion texte&lt;-&gt;tableau réalisée, dernier paragraphe sur deux colonnes.</w:t>
       </w:r>
     </w:p>
+    <w:tbl>
+      <w:tblPr>
+        <w:tblStyle w:val="TableGrid"/>
+        <w:tblW w:type="auto" w:w="0"/>
+        <w:tblLook w:firstColumn="1" w:firstRow="1" w:lastColumn="0" w:lastRow="0" w:noHBand="0" w:noVBand="1" w:val="04A0"/>
+      </w:tblPr>
+      <w:tblGrid>
+        <w:gridCol w:w="2880"/>
+        <w:gridCol w:w="2880"/>
+        <w:gridCol w:w="2880"/>
+      </w:tblGrid>
+      <w:tr>
+        <w:tc>
+          <w:tcPr>
+            <w:tcW w:type="dxa" w:w="2880"/>
+          </w:tcPr>
+          <w:p>
+            <w:r>
+              <w:t>Action</w:t>
+            </w:r>
+          </w:p>
+        </w:tc>
+        <w:tc>
+          <w:tcPr>
+            <w:tcW w:type="dxa" w:w="2880"/>
+          </w:tcPr>
+          <w:p>
+            <w:r>
+              <w:t>Responsable</w:t>
+            </w:r>
+          </w:p>
+        </w:tc>
+        <w:tc>
+          <w:tcPr>
+            <w:tcW w:type="dxa" w:w="2880"/>
+          </w:tcPr>
+          <w:p>
+            <w:r>
+              <w:t>Échéance</w:t>
+            </w:r>
+          </w:p>
+        </w:tc>
+      </w:tr>
+      <w:tr>
+        <w:tc>
+          <w:tcPr>
+            <w:tcW w:type="dxa" w:w="2880"/>
+          </w:tcPr>
+          <w:p>
+            <w:r>
+              <w:t>Préparer les accès</w:t>
+            </w:r>
+          </w:p>
+        </w:tc>
+        <w:tc>
+          <w:tcPr>
+            <w:tcW w:type="dxa" w:w="2880"/>
+          </w:tcPr>
+          <w:p>
+            <w:r>
+              <w:t>Service IT</w:t>
+            </w:r>
+          </w:p>
+        </w:tc>
+        <w:tc>
+          <w:tcPr>
+            <w:tcW w:type="dxa" w:w="2880"/>
+          </w:tcPr>
+          <w:p>
+            <w:r>
+              <w:t>J-2</w:t>
+            </w:r>
+          </w:p>
+        </w:tc>
+      </w:tr>
+      <w:tr>
+        <w:tc>
+          <w:tcPr>
+            <w:tcW w:type="dxa" w:w="2880"/>
+          </w:tcPr>
+          <w:p>
+            <w:r>
+              <w:t>Préparer le matériel</w:t>
+            </w:r>
+          </w:p>
+        </w:tc>
+        <w:tc>
+          <w:tcPr>
+            <w:tcW w:type="dxa" w:w="2880"/>
+          </w:tcPr>
+          <w:p>
+            <w:r>
+              <w:t>Logistique</w:t>
+            </w:r>
+          </w:p>
+        </w:tc>
+        <w:tc>
+          <w:tcPr>
+            <w:tcW w:type="dxa" w:w="2880"/>
+          </w:tcPr>
+          <w:p>
+            <w:r>
+              <w:t>J-1</w:t>
+            </w:r>
+          </w:p>
+        </w:tc>
+      </w:tr>
+      <w:tr>
+        <w:tc>
+          <w:tcPr>
+            <w:tcW w:type="dxa" w:w="2880"/>
+          </w:tcPr>
+          <w:p>
+            <w:r>
+              <w:t>Accueil du collaborateur</w:t>
+            </w:r>
+          </w:p>
+        </w:tc>
+        <w:tc>
+          <w:tcPr>
+            <w:tcW w:type="dxa" w:w="2880"/>
+          </w:tcPr>
+          <w:p>
+            <w:r>
+              <w:t>Référent</w:t>
+            </w:r>
+          </w:p>
+        </w:tc>
+        <w:tc>
+          <w:tcPr>
+            <w:tcW w:type="dxa" w:w="2880"/>
+          </w:tcPr>
+          <w:p>
+            <w:r>
+              <w:t>Jour J</w:t>
+            </w:r>
+          </w:p>
+        </w:tc>
+      </w:tr>
+      <w:tr>
+        <w:tc>
+          <w:tcPr>
+            <w:tcW w:type="dxa" w:w="2880"/>
+          </w:tcPr>
+          <w:p>
+            <w:r>
+              <w:t>Total</w:t>
+            </w:r>
+          </w:p>
+        </w:tc>
+        <w:tc>
+          <w:tcPr>
+            <w:tcW w:type="dxa" w:w="2880"/>
+          </w:tcPr>
+          <w:p>
+            <w:r/>
+          </w:p>
+        </w:tc>
+        <w:tc>
+          <w:tcPr>
+            <w:tcW w:type="dxa" w:w="2880"/>
+          </w:tcPr>
+          <w:p>
+            <w:r>
+              <w:t>3 actions</w:t>
+            </w:r>
+          </w:p>
+        </w:tc>
+      </w:tr>
+    </w:tbl>
     <w:sectPr>
       <w:pgSz w:w="12240" w:h="15840"/>
       <w:pgMar w:top="1440" w:right="1800" w:bottom="1440" w:left="1800" w:header="720" w:footer="720" w:gutter="0"/>
